--- a/4. RESULTADOS/08_tratamiento_continuo/T17c_por_quintil_contra_2015_2019.docx
+++ b/4. RESULTADOS/08_tratamiento_continuo/T17c_por_quintil_contra_2015_2019.docx
@@ -822,7 +822,7 @@
                 <w:szCs w:val="22"/>
                 <w:color w:val="000000"/>
               </w:rPr>
-              <w:t xml:space="preserve">-0.0017</w:t>
+              <w:t xml:space="preserve">0.0046</w:t>
             </w:r>
           </w:p>
         </w:tc>
@@ -877,7 +877,7 @@
                 <w:szCs w:val="22"/>
                 <w:color w:val="000000"/>
               </w:rPr>
-              <w:t xml:space="preserve">0.0144</w:t>
+              <w:t xml:space="preserve">0.0142</w:t>
             </w:r>
           </w:p>
         </w:tc>
@@ -932,7 +932,7 @@
                 <w:szCs w:val="22"/>
                 <w:color w:val="000000"/>
               </w:rPr>
-              <w:t xml:space="preserve">0.9033</w:t>
+              <w:t xml:space="preserve">0.7440</w:t>
             </w:r>
           </w:p>
         </w:tc>
@@ -1042,7 +1042,7 @@
                 <w:szCs w:val="22"/>
                 <w:color w:val="000000"/>
               </w:rPr>
-              <w:t xml:space="preserve">-0.0299</w:t>
+              <w:t xml:space="preserve">-0.0231</w:t>
             </w:r>
           </w:p>
         </w:tc>
@@ -1097,7 +1097,7 @@
                 <w:szCs w:val="22"/>
                 <w:color w:val="000000"/>
               </w:rPr>
-              <w:t xml:space="preserve">0.0264</w:t>
+              <w:t xml:space="preserve">0.0324</w:t>
             </w:r>
           </w:p>
         </w:tc>
@@ -1152,7 +1152,7 @@
                 <w:szCs w:val="22"/>
                 <w:color w:val="000000"/>
               </w:rPr>
-              <w:t xml:space="preserve">-0.1743</w:t>
+              <w:t xml:space="preserve">0.4627</w:t>
             </w:r>
           </w:p>
         </w:tc>
@@ -1377,7 +1377,7 @@
                 <w:szCs w:val="22"/>
                 <w:color w:val="000000"/>
               </w:rPr>
-              <w:t xml:space="preserve">-0.0025</w:t>
+              <w:t xml:space="preserve">0.0012</w:t>
             </w:r>
           </w:p>
         </w:tc>
@@ -1432,7 +1432,7 @@
                 <w:szCs w:val="22"/>
                 <w:color w:val="000000"/>
               </w:rPr>
-              <w:t xml:space="preserve">0.0124</w:t>
+              <w:t xml:space="preserve">0.0123</w:t>
             </w:r>
           </w:p>
         </w:tc>
@@ -1487,7 +1487,7 @@
                 <w:szCs w:val="22"/>
                 <w:color w:val="000000"/>
               </w:rPr>
-              <w:t xml:space="preserve">0.8375</w:t>
+              <w:t xml:space="preserve">0.9226</w:t>
             </w:r>
           </w:p>
         </w:tc>
@@ -1597,7 +1597,7 @@
                 <w:szCs w:val="22"/>
                 <w:color w:val="000000"/>
               </w:rPr>
-              <w:t xml:space="preserve">-0.0269</w:t>
+              <w:t xml:space="preserve">-0.0229</w:t>
             </w:r>
           </w:p>
         </w:tc>
@@ -1652,7 +1652,7 @@
                 <w:szCs w:val="22"/>
                 <w:color w:val="000000"/>
               </w:rPr>
-              <w:t xml:space="preserve">0.0218</w:t>
+              <w:t xml:space="preserve">0.0253</w:t>
             </w:r>
           </w:p>
         </w:tc>
@@ -1707,7 +1707,7 @@
                 <w:szCs w:val="22"/>
                 <w:color w:val="000000"/>
               </w:rPr>
-              <w:t xml:space="preserve">-0.2547</w:t>
+              <w:t xml:space="preserve">0.1194</w:t>
             </w:r>
           </w:p>
         </w:tc>
@@ -1932,7 +1932,7 @@
                 <w:szCs w:val="22"/>
                 <w:color w:val="000000"/>
               </w:rPr>
-              <w:t xml:space="preserve">-0.0274</w:t>
+              <w:t xml:space="preserve">-0.0148</w:t>
             </w:r>
           </w:p>
         </w:tc>
@@ -1987,7 +1987,7 @@
                 <w:szCs w:val="22"/>
                 <w:color w:val="000000"/>
               </w:rPr>
-              <w:t xml:space="preserve">0.0156</w:t>
+              <w:t xml:space="preserve">0.0150</w:t>
             </w:r>
           </w:p>
         </w:tc>
@@ -2042,7 +2042,7 @@
                 <w:szCs w:val="22"/>
                 <w:color w:val="000000"/>
               </w:rPr>
-              <w:t xml:space="preserve">0.0799</w:t>
+              <w:t xml:space="preserve">0.3223</w:t>
             </w:r>
           </w:p>
         </w:tc>
@@ -2097,7 +2097,7 @@
                 <w:szCs w:val="22"/>
                 <w:color w:val="000000"/>
               </w:rPr>
-              <w:t xml:space="preserve">*</w:t>
+              <w:t xml:space="preserve"/>
             </w:r>
           </w:p>
         </w:tc>
@@ -2152,7 +2152,7 @@
                 <w:szCs w:val="22"/>
                 <w:color w:val="000000"/>
               </w:rPr>
-              <w:t xml:space="preserve">-0.0580</w:t>
+              <w:t xml:space="preserve">-0.0442</w:t>
             </w:r>
           </w:p>
         </w:tc>
@@ -2207,7 +2207,7 @@
                 <w:szCs w:val="22"/>
                 <w:color w:val="000000"/>
               </w:rPr>
-              <w:t xml:space="preserve">0.0033</w:t>
+              <w:t xml:space="preserve">0.0145</w:t>
             </w:r>
           </w:p>
         </w:tc>
@@ -2262,7 +2262,7 @@
                 <w:szCs w:val="22"/>
                 <w:color w:val="000000"/>
               </w:rPr>
-              <w:t xml:space="preserve">-2.7379</w:t>
+              <w:t xml:space="preserve">-1.4841</w:t>
             </w:r>
           </w:p>
         </w:tc>
@@ -2487,7 +2487,7 @@
                 <w:szCs w:val="22"/>
                 <w:color w:val="000000"/>
               </w:rPr>
-              <w:t xml:space="preserve">-0.0177</w:t>
+              <w:t xml:space="preserve">-0.0105</w:t>
             </w:r>
           </w:p>
         </w:tc>
@@ -2542,7 +2542,7 @@
                 <w:szCs w:val="22"/>
                 <w:color w:val="000000"/>
               </w:rPr>
-              <w:t xml:space="preserve">0.0129</w:t>
+              <w:t xml:space="preserve">0.0123</w:t>
             </w:r>
           </w:p>
         </w:tc>
@@ -2597,7 +2597,7 @@
                 <w:szCs w:val="22"/>
                 <w:color w:val="000000"/>
               </w:rPr>
-              <w:t xml:space="preserve">0.1694</w:t>
+              <w:t xml:space="preserve">0.3958</w:t>
             </w:r>
           </w:p>
         </w:tc>
@@ -2707,7 +2707,7 @@
                 <w:szCs w:val="22"/>
                 <w:color w:val="000000"/>
               </w:rPr>
-              <w:t xml:space="preserve">-0.0430</w:t>
+              <w:t xml:space="preserve">-0.0346</w:t>
             </w:r>
           </w:p>
         </w:tc>
@@ -2762,7 +2762,7 @@
                 <w:szCs w:val="22"/>
                 <w:color w:val="000000"/>
               </w:rPr>
-              <w:t xml:space="preserve">0.0076</w:t>
+              <w:t xml:space="preserve">0.0137</w:t>
             </w:r>
           </w:p>
         </w:tc>
@@ -2817,7 +2817,7 @@
                 <w:szCs w:val="22"/>
                 <w:color w:val="000000"/>
               </w:rPr>
-              <w:t xml:space="preserve">-1.7744</w:t>
+              <w:t xml:space="preserve">-1.0474</w:t>
             </w:r>
           </w:p>
         </w:tc>
@@ -3042,7 +3042,7 @@
                 <w:szCs w:val="22"/>
                 <w:color w:val="000000"/>
               </w:rPr>
-              <w:t xml:space="preserve">-0.0714</w:t>
+              <w:t xml:space="preserve">-0.0555</w:t>
             </w:r>
           </w:p>
         </w:tc>
@@ -3097,7 +3097,7 @@
                 <w:szCs w:val="22"/>
                 <w:color w:val="000000"/>
               </w:rPr>
-              <w:t xml:space="preserve">0.0153</w:t>
+              <w:t xml:space="preserve">0.0140</w:t>
             </w:r>
           </w:p>
         </w:tc>
@@ -3152,7 +3152,7 @@
                 <w:szCs w:val="22"/>
                 <w:color w:val="000000"/>
               </w:rPr>
-              <w:t xml:space="preserve">0.0000</w:t>
+              <w:t xml:space="preserve">0.0001</w:t>
             </w:r>
           </w:p>
         </w:tc>
@@ -3262,7 +3262,7 @@
                 <w:szCs w:val="22"/>
                 <w:color w:val="000000"/>
               </w:rPr>
-              <w:t xml:space="preserve">-0.1014</w:t>
+              <w:t xml:space="preserve">-0.0830</w:t>
             </w:r>
           </w:p>
         </w:tc>
@@ -3317,7 +3317,7 @@
                 <w:szCs w:val="22"/>
                 <w:color w:val="000000"/>
               </w:rPr>
-              <w:t xml:space="preserve">-0.0413</w:t>
+              <w:t xml:space="preserve">-0.0281</w:t>
             </w:r>
           </w:p>
         </w:tc>
@@ -3372,7 +3372,7 @@
                 <w:szCs w:val="22"/>
                 <w:color w:val="000000"/>
               </w:rPr>
-              <w:t xml:space="preserve">-7.1351</w:t>
+              <w:t xml:space="preserve">-5.5522</w:t>
             </w:r>
           </w:p>
         </w:tc>
@@ -3597,7 +3597,7 @@
                 <w:szCs w:val="22"/>
                 <w:color w:val="000000"/>
               </w:rPr>
-              <w:t xml:space="preserve">-0.0375</w:t>
+              <w:t xml:space="preserve">-0.0289</w:t>
             </w:r>
           </w:p>
         </w:tc>
@@ -3652,7 +3652,7 @@
                 <w:szCs w:val="22"/>
                 <w:color w:val="000000"/>
               </w:rPr>
-              <w:t xml:space="preserve">0.0140</w:t>
+              <w:t xml:space="preserve">0.0134</w:t>
             </w:r>
           </w:p>
         </w:tc>
@@ -3707,7 +3707,7 @@
                 <w:szCs w:val="22"/>
                 <w:color w:val="000000"/>
               </w:rPr>
-              <w:t xml:space="preserve">0.0073</w:t>
+              <w:t xml:space="preserve">0.0307</w:t>
             </w:r>
           </w:p>
         </w:tc>
@@ -3762,7 +3762,7 @@
                 <w:szCs w:val="22"/>
                 <w:color w:val="000000"/>
               </w:rPr>
-              <w:t xml:space="preserve">***</w:t>
+              <w:t xml:space="preserve">**</w:t>
             </w:r>
           </w:p>
         </w:tc>
@@ -3817,7 +3817,7 @@
                 <w:szCs w:val="22"/>
                 <w:color w:val="000000"/>
               </w:rPr>
-              <w:t xml:space="preserve">-0.0649</w:t>
+              <w:t xml:space="preserve">-0.0550</w:t>
             </w:r>
           </w:p>
         </w:tc>
@@ -3872,7 +3872,7 @@
                 <w:szCs w:val="22"/>
                 <w:color w:val="000000"/>
               </w:rPr>
-              <w:t xml:space="preserve">-0.0101</w:t>
+              <w:t xml:space="preserve">-0.0027</w:t>
             </w:r>
           </w:p>
         </w:tc>
@@ -3927,7 +3927,7 @@
                 <w:szCs w:val="22"/>
                 <w:color w:val="000000"/>
               </w:rPr>
-              <w:t xml:space="preserve">-3.7526</w:t>
+              <w:t xml:space="preserve">-2.8864</w:t>
             </w:r>
           </w:p>
         </w:tc>
@@ -4152,7 +4152,7 @@
                 <w:szCs w:val="22"/>
                 <w:color w:val="000000"/>
               </w:rPr>
-              <w:t xml:space="preserve">-0.0891</w:t>
+              <w:t xml:space="preserve">-0.0698</w:t>
             </w:r>
           </w:p>
         </w:tc>
@@ -4207,7 +4207,7 @@
                 <w:szCs w:val="22"/>
                 <w:color w:val="000000"/>
               </w:rPr>
-              <w:t xml:space="preserve">0.0166</w:t>
+              <w:t xml:space="preserve">0.0150</w:t>
             </w:r>
           </w:p>
         </w:tc>
@@ -4372,7 +4372,7 @@
                 <w:szCs w:val="22"/>
                 <w:color w:val="000000"/>
               </w:rPr>
-              <w:t xml:space="preserve">-0.1216</w:t>
+              <w:t xml:space="preserve">-0.0993</w:t>
             </w:r>
           </w:p>
         </w:tc>
@@ -4427,7 +4427,7 @@
                 <w:szCs w:val="22"/>
                 <w:color w:val="000000"/>
               </w:rPr>
-              <w:t xml:space="preserve">-0.0565</w:t>
+              <w:t xml:space="preserve">-0.0404</w:t>
             </w:r>
           </w:p>
         </w:tc>
@@ -4482,7 +4482,7 @@
                 <w:szCs w:val="22"/>
                 <w:color w:val="000000"/>
               </w:rPr>
-              <w:t xml:space="preserve">-8.9071</w:t>
+              <w:t xml:space="preserve">-6.9842</w:t>
             </w:r>
           </w:p>
         </w:tc>
@@ -4707,7 +4707,7 @@
                 <w:szCs w:val="22"/>
                 <w:color w:val="000000"/>
               </w:rPr>
-              <w:t xml:space="preserve">-0.0409</w:t>
+              <w:t xml:space="preserve">-0.0309</w:t>
             </w:r>
           </w:p>
         </w:tc>
@@ -4762,7 +4762,7 @@
                 <w:szCs w:val="22"/>
                 <w:color w:val="000000"/>
               </w:rPr>
-              <w:t xml:space="preserve">0.0140</w:t>
+              <w:t xml:space="preserve">0.0130</w:t>
             </w:r>
           </w:p>
         </w:tc>
@@ -4817,7 +4817,7 @@
                 <w:szCs w:val="22"/>
                 <w:color w:val="000000"/>
               </w:rPr>
-              <w:t xml:space="preserve">0.0036</w:t>
+              <w:t xml:space="preserve">0.0177</w:t>
             </w:r>
           </w:p>
         </w:tc>
@@ -4872,7 +4872,7 @@
                 <w:szCs w:val="22"/>
                 <w:color w:val="000000"/>
               </w:rPr>
-              <w:t xml:space="preserve">***</w:t>
+              <w:t xml:space="preserve">**</w:t>
             </w:r>
           </w:p>
         </w:tc>
@@ -4927,7 +4927,7 @@
                 <w:szCs w:val="22"/>
                 <w:color w:val="000000"/>
               </w:rPr>
-              <w:t xml:space="preserve">-0.0684</w:t>
+              <w:t xml:space="preserve">-0.0564</w:t>
             </w:r>
           </w:p>
         </w:tc>
@@ -4982,7 +4982,7 @@
                 <w:szCs w:val="22"/>
                 <w:color w:val="000000"/>
               </w:rPr>
-              <w:t xml:space="preserve">-0.0134</w:t>
+              <w:t xml:space="preserve">-0.0054</w:t>
             </w:r>
           </w:p>
         </w:tc>
@@ -5037,7 +5037,7 @@
                 <w:szCs w:val="22"/>
                 <w:color w:val="000000"/>
               </w:rPr>
-              <w:t xml:space="preserve">-4.0915</w:t>
+              <w:t xml:space="preserve">-3.0887</w:t>
             </w:r>
           </w:p>
         </w:tc>
@@ -5262,7 +5262,7 @@
                 <w:szCs w:val="22"/>
                 <w:color w:val="000000"/>
               </w:rPr>
-              <w:t xml:space="preserve">0.0091</w:t>
+              <w:t xml:space="preserve">-0.0323</w:t>
             </w:r>
           </w:p>
         </w:tc>
@@ -5317,7 +5317,7 @@
                 <w:szCs w:val="22"/>
                 <w:color w:val="000000"/>
               </w:rPr>
-              <w:t xml:space="preserve">0.0240</w:t>
+              <w:t xml:space="preserve">0.0246</w:t>
             </w:r>
           </w:p>
         </w:tc>
@@ -5372,7 +5372,7 @@
                 <w:szCs w:val="22"/>
                 <w:color w:val="000000"/>
               </w:rPr>
-              <w:t xml:space="preserve">0.7059</w:t>
+              <w:t xml:space="preserve">0.1893</w:t>
             </w:r>
           </w:p>
         </w:tc>
@@ -5482,7 +5482,7 @@
                 <w:szCs w:val="22"/>
                 <w:color w:val="000000"/>
               </w:rPr>
-              <w:t xml:space="preserve">-0.0380</w:t>
+              <w:t xml:space="preserve">-0.0804</w:t>
             </w:r>
           </w:p>
         </w:tc>
@@ -5537,7 +5537,7 @@
                 <w:szCs w:val="22"/>
                 <w:color w:val="000000"/>
               </w:rPr>
-              <w:t xml:space="preserve">0.0562</w:t>
+              <w:t xml:space="preserve">0.0159</w:t>
             </w:r>
           </w:p>
         </w:tc>
@@ -5592,7 +5592,7 @@
                 <w:szCs w:val="22"/>
                 <w:color w:val="000000"/>
               </w:rPr>
-              <w:t xml:space="preserve">0.9066</w:t>
+              <w:t xml:space="preserve">-3.2270</w:t>
             </w:r>
           </w:p>
         </w:tc>
@@ -5817,7 +5817,7 @@
                 <w:szCs w:val="22"/>
                 <w:color w:val="000000"/>
               </w:rPr>
-              <w:t xml:space="preserve">-0.0300</w:t>
+              <w:t xml:space="preserve">-0.0647</w:t>
             </w:r>
           </w:p>
         </w:tc>
@@ -5872,7 +5872,7 @@
                 <w:szCs w:val="22"/>
                 <w:color w:val="000000"/>
               </w:rPr>
-              <w:t xml:space="preserve">0.0258</w:t>
+              <w:t xml:space="preserve">0.0261</w:t>
             </w:r>
           </w:p>
         </w:tc>
@@ -5927,7 +5927,7 @@
                 <w:szCs w:val="22"/>
                 <w:color w:val="000000"/>
               </w:rPr>
-              <w:t xml:space="preserve">0.2454</w:t>
+              <w:t xml:space="preserve">0.0132</w:t>
             </w:r>
           </w:p>
         </w:tc>
@@ -5982,7 +5982,7 @@
                 <w:szCs w:val="22"/>
                 <w:color w:val="000000"/>
               </w:rPr>
-              <w:t xml:space="preserve"/>
+              <w:t xml:space="preserve">**</w:t>
             </w:r>
           </w:p>
         </w:tc>
@@ -6037,7 +6037,7 @@
                 <w:szCs w:val="22"/>
                 <w:color w:val="000000"/>
               </w:rPr>
-              <w:t xml:space="preserve">-0.0805</w:t>
+              <w:t xml:space="preserve">-0.1158</w:t>
             </w:r>
           </w:p>
         </w:tc>
@@ -6092,7 +6092,7 @@
                 <w:szCs w:val="22"/>
                 <w:color w:val="000000"/>
               </w:rPr>
-              <w:t xml:space="preserve">0.0206</w:t>
+              <w:t xml:space="preserve">-0.0135</w:t>
             </w:r>
           </w:p>
         </w:tc>
@@ -6147,7 +6147,7 @@
                 <w:szCs w:val="22"/>
                 <w:color w:val="000000"/>
               </w:rPr>
-              <w:t xml:space="preserve">-2.9966</w:t>
+              <w:t xml:space="preserve">-6.4690</w:t>
             </w:r>
           </w:p>
         </w:tc>
@@ -6372,7 +6372,7 @@
                 <w:szCs w:val="22"/>
                 <w:color w:val="000000"/>
               </w:rPr>
-              <w:t xml:space="preserve">0.0046</w:t>
+              <w:t xml:space="preserve">-0.0799</w:t>
             </w:r>
           </w:p>
         </w:tc>
@@ -6427,7 +6427,7 @@
                 <w:szCs w:val="22"/>
                 <w:color w:val="000000"/>
               </w:rPr>
-              <w:t xml:space="preserve">0.0262</w:t>
+              <w:t xml:space="preserve">0.0257</w:t>
             </w:r>
           </w:p>
         </w:tc>
@@ -6482,7 +6482,7 @@
                 <w:szCs w:val="22"/>
                 <w:color w:val="000000"/>
               </w:rPr>
-              <w:t xml:space="preserve">0.8590</w:t>
+              <w:t xml:space="preserve">0.0019</w:t>
             </w:r>
           </w:p>
         </w:tc>
@@ -6537,7 +6537,7 @@
                 <w:szCs w:val="22"/>
                 <w:color w:val="000000"/>
               </w:rPr>
-              <w:t xml:space="preserve"/>
+              <w:t xml:space="preserve">***</w:t>
             </w:r>
           </w:p>
         </w:tc>
@@ -6592,7 +6592,7 @@
                 <w:szCs w:val="22"/>
                 <w:color w:val="000000"/>
               </w:rPr>
-              <w:t xml:space="preserve">-0.0466</w:t>
+              <w:t xml:space="preserve">-0.1302</w:t>
             </w:r>
           </w:p>
         </w:tc>
@@ -6647,7 +6647,7 @@
                 <w:szCs w:val="22"/>
                 <w:color w:val="000000"/>
               </w:rPr>
-              <w:t xml:space="preserve">0.0559</w:t>
+              <w:t xml:space="preserve">-0.0296</w:t>
             </w:r>
           </w:p>
         </w:tc>
@@ -6702,7 +6702,7 @@
                 <w:szCs w:val="22"/>
                 <w:color w:val="000000"/>
               </w:rPr>
-              <w:t xml:space="preserve">0.4650</w:t>
+              <w:t xml:space="preserve">-7.9927</w:t>
             </w:r>
           </w:p>
         </w:tc>
@@ -6927,7 +6927,7 @@
                 <w:szCs w:val="22"/>
                 <w:color w:val="000000"/>
               </w:rPr>
-              <w:t xml:space="preserve">0.0137</w:t>
+              <w:t xml:space="preserve">-0.0590</w:t>
             </w:r>
           </w:p>
         </w:tc>
@@ -6982,7 +6982,7 @@
                 <w:szCs w:val="22"/>
                 <w:color w:val="000000"/>
               </w:rPr>
-              <w:t xml:space="preserve">0.0279</w:t>
+              <w:t xml:space="preserve">0.0272</w:t>
             </w:r>
           </w:p>
         </w:tc>
@@ -7037,7 +7037,7 @@
                 <w:szCs w:val="22"/>
                 <w:color w:val="000000"/>
               </w:rPr>
-              <w:t xml:space="preserve">0.6226</w:t>
+              <w:t xml:space="preserve">0.0300</w:t>
             </w:r>
           </w:p>
         </w:tc>
@@ -7092,7 +7092,7 @@
                 <w:szCs w:val="22"/>
                 <w:color w:val="000000"/>
               </w:rPr>
-              <w:t xml:space="preserve"/>
+              <w:t xml:space="preserve">**</w:t>
             </w:r>
           </w:p>
         </w:tc>
@@ -7147,7 +7147,7 @@
                 <w:szCs w:val="22"/>
                 <w:color w:val="000000"/>
               </w:rPr>
-              <w:t xml:space="preserve">-0.0410</w:t>
+              <w:t xml:space="preserve">-0.1122</w:t>
             </w:r>
           </w:p>
         </w:tc>
@@ -7202,7 +7202,7 @@
                 <w:szCs w:val="22"/>
                 <w:color w:val="000000"/>
               </w:rPr>
-              <w:t xml:space="preserve">0.0685</w:t>
+              <w:t xml:space="preserve">-0.0057</w:t>
             </w:r>
           </w:p>
         </w:tc>
@@ -7257,7 +7257,7 @@
                 <w:szCs w:val="22"/>
                 <w:color w:val="000000"/>
               </w:rPr>
-              <w:t xml:space="preserve">1.3750</w:t>
+              <w:t xml:space="preserve">-5.8979</w:t>
             </w:r>
           </w:p>
         </w:tc>
@@ -7482,7 +7482,7 @@
                 <w:szCs w:val="22"/>
                 <w:color w:val="000000"/>
               </w:rPr>
-              <w:t xml:space="preserve">-0.0123</w:t>
+              <w:t xml:space="preserve">-0.1274</w:t>
             </w:r>
           </w:p>
         </w:tc>
@@ -7537,7 +7537,7 @@
                 <w:szCs w:val="22"/>
                 <w:color w:val="000000"/>
               </w:rPr>
-              <w:t xml:space="preserve">0.0274</w:t>
+              <w:t xml:space="preserve">0.0268</w:t>
             </w:r>
           </w:p>
         </w:tc>
@@ -7592,7 +7592,7 @@
                 <w:szCs w:val="22"/>
                 <w:color w:val="000000"/>
               </w:rPr>
-              <w:t xml:space="preserve">0.6540</w:t>
+              <w:t xml:space="preserve">0.0000</w:t>
             </w:r>
           </w:p>
         </w:tc>
@@ -7647,7 +7647,7 @@
                 <w:szCs w:val="22"/>
                 <w:color w:val="000000"/>
               </w:rPr>
-              <w:t xml:space="preserve"/>
+              <w:t xml:space="preserve">***</w:t>
             </w:r>
           </w:p>
         </w:tc>
@@ -7702,7 +7702,7 @@
                 <w:szCs w:val="22"/>
                 <w:color w:val="000000"/>
               </w:rPr>
-              <w:t xml:space="preserve">-0.0660</w:t>
+              <w:t xml:space="preserve">-0.1798</w:t>
             </w:r>
           </w:p>
         </w:tc>
@@ -7757,7 +7757,7 @@
                 <w:szCs w:val="22"/>
                 <w:color w:val="000000"/>
               </w:rPr>
-              <w:t xml:space="preserve">0.0414</w:t>
+              <w:t xml:space="preserve">-0.0749</w:t>
             </w:r>
           </w:p>
         </w:tc>
@@ -7812,7 +7812,7 @@
                 <w:szCs w:val="22"/>
                 <w:color w:val="000000"/>
               </w:rPr>
-              <w:t xml:space="preserve">-1.2287</w:t>
+              <w:t xml:space="preserve">-12.7351</w:t>
             </w:r>
           </w:p>
         </w:tc>
@@ -8037,7 +8037,7 @@
                 <w:szCs w:val="22"/>
                 <w:color w:val="000000"/>
               </w:rPr>
-              <w:t xml:space="preserve">-0.0369</w:t>
+              <w:t xml:space="preserve">-0.1353</w:t>
             </w:r>
           </w:p>
         </w:tc>
@@ -8092,7 +8092,7 @@
                 <w:szCs w:val="22"/>
                 <w:color w:val="000000"/>
               </w:rPr>
-              <w:t xml:space="preserve">0.0285</w:t>
+              <w:t xml:space="preserve">0.0276</w:t>
             </w:r>
           </w:p>
         </w:tc>
@@ -8147,7 +8147,7 @@
                 <w:szCs w:val="22"/>
                 <w:color w:val="000000"/>
               </w:rPr>
-              <w:t xml:space="preserve">0.1960</w:t>
+              <w:t xml:space="preserve">0.0000</w:t>
             </w:r>
           </w:p>
         </w:tc>
@@ -8202,7 +8202,7 @@
                 <w:szCs w:val="22"/>
                 <w:color w:val="000000"/>
               </w:rPr>
-              <w:t xml:space="preserve"/>
+              <w:t xml:space="preserve">***</w:t>
             </w:r>
           </w:p>
         </w:tc>
@@ -8257,7 +8257,7 @@
                 <w:szCs w:val="22"/>
                 <w:color w:val="000000"/>
               </w:rPr>
-              <w:t xml:space="preserve">-0.0928</w:t>
+              <w:t xml:space="preserve">-0.1894</w:t>
             </w:r>
           </w:p>
         </w:tc>
@@ -8312,7 +8312,7 @@
                 <w:szCs w:val="22"/>
                 <w:color w:val="000000"/>
               </w:rPr>
-              <w:t xml:space="preserve">0.0190</w:t>
+              <w:t xml:space="preserve">-0.0812</w:t>
             </w:r>
           </w:p>
         </w:tc>
@@ -8367,7 +8367,7 @@
                 <w:szCs w:val="22"/>
                 <w:color w:val="000000"/>
               </w:rPr>
-              <w:t xml:space="preserve">-3.6897</w:t>
+              <w:t xml:space="preserve">-13.5305</w:t>
             </w:r>
           </w:p>
         </w:tc>
@@ -8592,7 +8592,7 @@
                 <w:szCs w:val="22"/>
                 <w:color w:val="000000"/>
               </w:rPr>
-              <w:t xml:space="preserve">-0.0070</w:t>
+              <w:t xml:space="preserve">-0.1552</w:t>
             </w:r>
           </w:p>
         </w:tc>
@@ -8647,7 +8647,7 @@
                 <w:szCs w:val="22"/>
                 <w:color w:val="000000"/>
               </w:rPr>
-              <w:t xml:space="preserve">0.0282</w:t>
+              <w:t xml:space="preserve">0.0272</w:t>
             </w:r>
           </w:p>
         </w:tc>
@@ -8702,7 +8702,7 @@
                 <w:szCs w:val="22"/>
                 <w:color w:val="000000"/>
               </w:rPr>
-              <w:t xml:space="preserve">0.8045</w:t>
+              <w:t xml:space="preserve">0.0000</w:t>
             </w:r>
           </w:p>
         </w:tc>
@@ -8757,7 +8757,7 @@
                 <w:szCs w:val="22"/>
                 <w:color w:val="000000"/>
               </w:rPr>
-              <w:t xml:space="preserve"/>
+              <w:t xml:space="preserve">***</w:t>
             </w:r>
           </w:p>
         </w:tc>
@@ -8812,7 +8812,7 @@
                 <w:szCs w:val="22"/>
                 <w:color w:val="000000"/>
               </w:rPr>
-              <w:t xml:space="preserve">-0.0623</w:t>
+              <w:t xml:space="preserve">-0.2086</w:t>
             </w:r>
           </w:p>
         </w:tc>
@@ -8867,7 +8867,7 @@
                 <w:szCs w:val="22"/>
                 <w:color w:val="000000"/>
               </w:rPr>
-              <w:t xml:space="preserve">0.0483</w:t>
+              <w:t xml:space="preserve">-0.1019</w:t>
             </w:r>
           </w:p>
         </w:tc>
@@ -8922,7 +8922,7 @@
                 <w:szCs w:val="22"/>
                 <w:color w:val="000000"/>
               </w:rPr>
-              <w:t xml:space="preserve">-0.6990</w:t>
+              <w:t xml:space="preserve">-15.5248</w:t>
             </w:r>
           </w:p>
         </w:tc>
@@ -9147,7 +9147,7 @@
                 <w:szCs w:val="22"/>
                 <w:color w:val="000000"/>
               </w:rPr>
-              <w:t xml:space="preserve">-0.0396</w:t>
+              <w:t xml:space="preserve">-0.1666</w:t>
             </w:r>
           </w:p>
         </w:tc>
@@ -9202,7 +9202,7 @@
                 <w:szCs w:val="22"/>
                 <w:color w:val="000000"/>
               </w:rPr>
-              <w:t xml:space="preserve">0.0293</w:t>
+              <w:t xml:space="preserve">0.0282</w:t>
             </w:r>
           </w:p>
         </w:tc>
@@ -9257,7 +9257,7 @@
                 <w:szCs w:val="22"/>
                 <w:color w:val="000000"/>
               </w:rPr>
-              <w:t xml:space="preserve">0.1761</w:t>
+              <w:t xml:space="preserve">0.0000</w:t>
             </w:r>
           </w:p>
         </w:tc>
@@ -9312,7 +9312,7 @@
                 <w:szCs w:val="22"/>
                 <w:color w:val="000000"/>
               </w:rPr>
-              <w:t xml:space="preserve"/>
+              <w:t xml:space="preserve">***</w:t>
             </w:r>
           </w:p>
         </w:tc>
@@ -9367,7 +9367,7 @@
                 <w:szCs w:val="22"/>
                 <w:color w:val="000000"/>
               </w:rPr>
-              <w:t xml:space="preserve">-0.0970</w:t>
+              <w:t xml:space="preserve">-0.2219</w:t>
             </w:r>
           </w:p>
         </w:tc>
@@ -9422,7 +9422,7 @@
                 <w:szCs w:val="22"/>
                 <w:color w:val="000000"/>
               </w:rPr>
-              <w:t xml:space="preserve">0.0178</w:t>
+              <w:t xml:space="preserve">-0.1113</w:t>
             </w:r>
           </w:p>
         </w:tc>
@@ -9477,7 +9477,7 @@
                 <w:szCs w:val="22"/>
                 <w:color w:val="000000"/>
               </w:rPr>
-              <w:t xml:space="preserve">-3.9615</w:t>
+              <w:t xml:space="preserve">-16.6633</w:t>
             </w:r>
           </w:p>
         </w:tc>
